--- a/RFI-Docs/Cannabis Research Summary-June2025-final.docx
+++ b/RFI-Docs/Cannabis Research Summary-June2025-final.docx
@@ -4,39 +4,142 @@
   <w:body>
     <w:p>
       <w:pPr>
-        <w:spacing w:after="0" w:line="240" w:lineRule="auto"/>
+        <w:jc w:val="left"/>
+      </w:pPr>
+      <w:r>
+        <w:rPr>
+          <w:color w:val="646464"/>
+          <w:sz w:val="18"/>
+        </w:rPr>
+        <w:t>Document: Cannabis Research Summary-June2025-final.docx</w:t>
+      </w:r>
+    </w:p>
+    <w:p>
+      <w:pPr>
+        <w:jc w:val="left"/>
+      </w:pPr>
+      <w:r>
+        <w:rPr>
+          <w:color w:val="646464"/>
+          <w:sz w:val="18"/>
+        </w:rPr>
+        <w:t>Title: VIEWS 13228236:  Letter for Secretary Collins on VA Medical Cannabis Access</w:t>
+      </w:r>
+    </w:p>
+    <w:p>
+      <w:pPr>
+        <w:jc w:val="left"/>
+      </w:pPr>
+      <w:r>
+        <w:rPr>
+          <w:color w:val="646464"/>
+          <w:sz w:val="18"/>
+        </w:rPr>
+        <w:t>Topic: Cannabis | Type: Briefing Papers and Congressional Responses</w:t>
+      </w:r>
+    </w:p>
+    <w:p>
+      <w:pPr>
+        <w:jc w:val="left"/>
+      </w:pPr>
+      <w:r>
+        <w:rPr>
+          <w:color w:val="646464"/>
+          <w:sz w:val="18"/>
+        </w:rPr>
+        <w:t>Created: 2025-06-06 | By: Bartlinski, David</w:t>
+      </w:r>
+    </w:p>
+    <w:p>
+      <w:pPr>
+        <w:jc w:val="left"/>
+      </w:pPr>
+      <w:r>
+        <w:rPr>
+          <w:color w:val="646464"/>
+          <w:sz w:val="18"/>
+        </w:rPr>
+        <w:t>Modified: 2025-06-06 | By: Bartlinski, David</w:t>
+      </w:r>
+    </w:p>
+    <w:p>
+      <w:pPr>
+        <w:jc w:val="left"/>
+      </w:pPr>
+      <w:r>
+        <w:rPr>
+          <w:color w:val="C8C8C8"/>
+          <w:sz w:val="16"/>
+        </w:rPr>
+        <w:t>────────────────────────────────────────────────────────────────────────────────</w:t>
+      </w:r>
+    </w:p>
+    <w:p>
+      <w:pPr>
+        <w:jc w:val="left"/>
+      </w:pPr>
+      <w:r/>
+    </w:p>
+    <w:p>
+      <w:pPr>
+        <w:jc w:val="left"/>
+      </w:pPr>
+      <w:r>
+        <w:rPr>
+          <w:color w:val="646464"/>
+          <w:sz w:val="18"/>
+        </w:rPr>
+        <w:t>Topic: Cannabis | Type: Briefing Papers and Congressional Responses</w:t>
+      </w:r>
+    </w:p>
+    <w:p>
+      <w:pPr>
+        <w:jc w:val="left"/>
+      </w:pPr>
+      <w:r>
+        <w:rPr>
+          <w:color w:val="646464"/>
+          <w:sz w:val="18"/>
+        </w:rPr>
+        <w:t>Created: 2025-06-06 | By: Bartlinski, David</w:t>
+      </w:r>
+    </w:p>
+    <w:p>
+      <w:pPr>
+        <w:jc w:val="left"/>
+      </w:pPr>
+      <w:r>
+        <w:rPr>
+          <w:color w:val="646464"/>
+          <w:sz w:val="18"/>
+        </w:rPr>
+        <w:t>Modified: 2025-06-06 | By: Bartlinski, David</w:t>
+      </w:r>
+    </w:p>
+    <w:p>
+      <w:pPr>
+        <w:spacing w:after="0" w:line="240" w:lineRule="auto"/>
+        <w:jc w:val="left"/>
         <w:rPr>
           <w:rFonts w:ascii="Arial" w:hAnsi="Arial" w:cs="Arial"/>
         </w:rPr>
       </w:pPr>
       <w:r>
         <w:rPr>
+          <w:color w:val="C8C8C8"/>
+          <w:sz w:val="16"/>
+        </w:rPr>
+        <w:t>────────────────────────────────────────────────────────────────────────────────</w:t>
+      </w:r>
+    </w:p>
+    <w:p>
+      <w:pPr>
+        <w:spacing w:after="0" w:line="240" w:lineRule="auto"/>
+        <w:rPr>
           <w:rFonts w:ascii="Arial" w:hAnsi="Arial" w:cs="Arial"/>
-          <w:b/>
-          <w:bCs/>
-        </w:rPr>
-        <w:t>Background:</w:t>
-      </w:r>
-      <w:r>
-        <w:rPr>
-          <w:rFonts w:ascii="Arial" w:hAnsi="Arial" w:cs="Arial"/>
-        </w:rPr>
-        <w:t xml:space="preserve"> Conduct of research using marijuana involves interactions with three federal agencies:  Food and Drug Administration (FDA), Health and Human Services (HHS)/National Institute of Health (NIH)/National Institute of Drug Abuse (NIDA), and DEA.  Requirements include review of an investigational new drug application and approval of the research protocol by the FDA; an investigator registration and site licensure by the DEA; and obtaining the medical drug through NIDA and the nationally approved medical marijuana production laboratory.  </w:t>
-      </w:r>
-      <w:r>
-        <w:rPr>
-          <w:rFonts w:ascii="Arial" w:hAnsi="Arial" w:cs="Arial"/>
-        </w:rPr>
-        <w:t xml:space="preserve">VHA’s research program may review and support scientific applications on the benefit of medical marijuana provided the research protocol is compliant with the FDA, DEA, HHS/NIH/NIDA regulations, and meets VA’s requirements for scientific merit of the proposal based upon evidence presented to an expert peer review committee, and any other VA research requirements (animal and/or human subjects).  </w:t>
-      </w:r>
-    </w:p>
-    <w:p>
-      <w:pPr>
-        <w:spacing w:after="0" w:line="240" w:lineRule="auto"/>
-        <w:rPr>
-          <w:rFonts w:ascii="Arial" w:hAnsi="Arial" w:cs="Arial"/>
-        </w:rPr>
-      </w:pPr>
+        </w:rPr>
+      </w:pPr>
+      <w:r/>
     </w:p>
     <w:p>
       <w:pPr>
